--- a/testakten/insolvenzverwaltung-moebelwerk-havelberg-regelverfahren/23_plan_quality_gate.docx
+++ b/testakten/insolvenzverwaltung-moebelwerk-havelberg-regelverfahren/23_plan_quality_gate.docx
@@ -5,71 +5,99 @@
     <w:p>
       <w:pPr>
         <w:pStyle w:val="Heading1"/>
+        <w:spacing w:after="160" w:line="259" w:lineRule="auto"/>
       </w:pPr>
       <w:r>
         <w:rPr>
           <w:rFonts w:ascii="Times New Roman" w:hAnsi="Times New Roman"/>
+          <w:b/>
+          <w:sz w:val="28"/>
         </w:rPr>
         <w:t>Plan-Quality-Gate – Checkliste vor Planvorlage</w:t>
       </w:r>
     </w:p>
     <w:p>
       <w:pPr>
+        <w:spacing w:before="120" w:after="60" w:line="259" w:lineRule="auto"/>
         <w:ind w:left="567"/>
       </w:pPr>
       <w:r>
         <w:rPr>
+          <w:rFonts w:ascii="Times New Roman" w:hAnsi="Times New Roman"/>
+          <w:b/>
           <w:i/>
+          <w:sz w:val="22"/>
         </w:rPr>
         <w:t>Az.: 7 IN 41/26 – Möbelwerk Havelberg GmbH</w:t>
       </w:r>
     </w:p>
     <w:p>
       <w:pPr>
+        <w:spacing w:before="120" w:after="60" w:line="259" w:lineRule="auto"/>
         <w:ind w:left="567"/>
       </w:pPr>
       <w:r>
         <w:rPr>
+          <w:rFonts w:ascii="Times New Roman" w:hAnsi="Times New Roman"/>
+          <w:b/>
           <w:i/>
+          <w:sz w:val="22"/>
         </w:rPr>
         <w:t>Verfasserin: Dr. Nora Westphal, Insolvenzverwalterin</w:t>
       </w:r>
     </w:p>
     <w:p>
       <w:pPr>
+        <w:spacing w:before="120" w:after="60" w:line="259" w:lineRule="auto"/>
         <w:ind w:left="567"/>
       </w:pPr>
       <w:r>
         <w:rPr>
+          <w:rFonts w:ascii="Times New Roman" w:hAnsi="Times New Roman"/>
+          <w:b/>
           <w:i/>
+          <w:sz w:val="22"/>
         </w:rPr>
         <w:t>Stand: 01.08.2026 (Ergebnis: kein Plan – Regelabwicklung)</w:t>
       </w:r>
     </w:p>
-    <w:p/>
+    <w:p>
+      <w:pPr>
+        <w:spacing w:line="259" w:lineRule="auto" w:after="60"/>
+      </w:pPr>
+    </w:p>
     <w:p>
       <w:pPr>
         <w:pStyle w:val="Heading2"/>
+        <w:spacing w:before="120" w:after="60" w:line="259" w:lineRule="auto"/>
       </w:pPr>
       <w:r>
         <w:rPr>
           <w:rFonts w:ascii="Times New Roman" w:hAnsi="Times New Roman"/>
+          <w:b/>
+          <w:sz w:val="22"/>
         </w:rPr>
         <w:t>Zweck dieser Checkliste</w:t>
       </w:r>
     </w:p>
     <w:p>
       <w:pPr>
+        <w:spacing w:line="259" w:lineRule="auto" w:after="60"/>
         <w:jc w:val="left"/>
       </w:pPr>
       <w:r>
         <w:t>Bevor ein Insolvenzplan dem Insolvenzgericht und den Gläubigern vorgelegt werden darf, muss die Insolvenzverwalterin sicherstellen, dass alle formellen und materiellen Mindestvoraussetzungen (§§ 219 ff. InsO) erfüllt sind und der Plan einer kritischen Prüfung standhält. Dieses "Quality Gate" dokumentiert die Prüfung im Fall Möbelwerk Havelberg.</w:t>
       </w:r>
     </w:p>
-    <w:p/>
+    <w:p>
+      <w:pPr>
+        <w:spacing w:line="259" w:lineRule="auto" w:after="60"/>
+      </w:pPr>
+    </w:p>
     <w:p>
       <w:pPr>
         <w:pStyle w:val="Heading2"/>
+        <w:spacing w:line="259" w:lineRule="auto" w:after="60"/>
       </w:pPr>
       <w:r>
         <w:rPr>
@@ -509,6 +537,7 @@
     </w:tbl>
     <w:p>
       <w:pPr>
+        <w:spacing w:line="259" w:lineRule="auto" w:after="60"/>
         <w:jc w:val="left"/>
       </w:pPr>
       <w:r>
@@ -527,10 +556,15 @@
         <w:t>Plan nicht vorlagebereit.</w:t>
       </w:r>
     </w:p>
-    <w:p/>
+    <w:p>
+      <w:pPr>
+        <w:spacing w:line="259" w:lineRule="auto" w:after="60"/>
+      </w:pPr>
+    </w:p>
     <w:p>
       <w:pPr>
         <w:pStyle w:val="Heading2"/>
+        <w:spacing w:line="259" w:lineRule="auto" w:after="60"/>
       </w:pPr>
       <w:r>
         <w:rPr>
@@ -1029,6 +1063,7 @@
     </w:tbl>
     <w:p>
       <w:pPr>
+        <w:spacing w:line="259" w:lineRule="auto" w:after="60"/>
         <w:jc w:val="left"/>
       </w:pPr>
       <w:r>
@@ -1041,10 +1076,15 @@
         <w:t xml:space="preserve"> 0 von 7 Kriterien vollständig erfüllt.</w:t>
       </w:r>
     </w:p>
-    <w:p/>
+    <w:p>
+      <w:pPr>
+        <w:spacing w:line="259" w:lineRule="auto" w:after="60"/>
+      </w:pPr>
+    </w:p>
     <w:p>
       <w:pPr>
         <w:pStyle w:val="Heading2"/>
+        <w:spacing w:line="259" w:lineRule="auto" w:after="60"/>
       </w:pPr>
       <w:r>
         <w:rPr>
@@ -1332,10 +1372,15 @@
         </w:tc>
       </w:tr>
     </w:tbl>
-    <w:p/>
+    <w:p>
+      <w:pPr>
+        <w:spacing w:line="259" w:lineRule="auto" w:after="60"/>
+      </w:pPr>
+    </w:p>
     <w:p>
       <w:pPr>
         <w:pStyle w:val="Heading2"/>
+        <w:spacing w:line="259" w:lineRule="auto" w:after="60"/>
       </w:pPr>
       <w:r>
         <w:rPr>
@@ -1346,6 +1391,7 @@
     </w:p>
     <w:p>
       <w:pPr>
+        <w:spacing w:line="259" w:lineRule="auto" w:after="60"/>
         <w:jc w:val="left"/>
       </w:pPr>
       <w:r>
@@ -1357,6 +1403,7 @@
     </w:p>
     <w:p>
       <w:pPr>
+        <w:spacing w:line="259" w:lineRule="auto" w:after="60"/>
         <w:jc w:val="left"/>
       </w:pPr>
       <w:r>
@@ -1366,6 +1413,7 @@
     <w:p>
       <w:pPr>
         <w:pStyle w:val="ListNumber"/>
+        <w:spacing w:line="259" w:lineRule="auto" w:after="60"/>
       </w:pPr>
       <w:r>
         <w:rPr>
@@ -1380,6 +1428,7 @@
     <w:p>
       <w:pPr>
         <w:pStyle w:val="ListNumber"/>
+        <w:spacing w:line="259" w:lineRule="auto" w:after="60"/>
       </w:pPr>
       <w:r>
         <w:rPr>
@@ -1394,6 +1443,7 @@
     <w:p>
       <w:pPr>
         <w:pStyle w:val="ListNumber"/>
+        <w:spacing w:line="259" w:lineRule="auto" w:after="60"/>
       </w:pPr>
       <w:r>
         <w:rPr>
@@ -1408,6 +1458,7 @@
     <w:p>
       <w:pPr>
         <w:pStyle w:val="ListNumber"/>
+        <w:spacing w:line="259" w:lineRule="auto" w:after="60"/>
       </w:pPr>
       <w:r>
         <w:rPr>
@@ -1422,6 +1473,7 @@
     <w:p>
       <w:pPr>
         <w:pStyle w:val="ListNumber"/>
+        <w:spacing w:line="259" w:lineRule="auto" w:after="60"/>
       </w:pPr>
       <w:r>
         <w:rPr>
@@ -1436,6 +1488,7 @@
     <w:p>
       <w:pPr>
         <w:pStyle w:val="ListNumber"/>
+        <w:spacing w:line="259" w:lineRule="auto" w:after="60"/>
       </w:pPr>
       <w:r>
         <w:rPr>
@@ -1447,10 +1500,15 @@
         <w:t xml:space="preserve"> Ein Planverfahren würde den Abschluss um mindestens 6 Monate verzögern. Die mögliche Quotenverbesserung von 18 % auf 25 % (Delta ca. 60.000 EUR) rechtfertigt das Risiko nicht.</w:t>
       </w:r>
     </w:p>
-    <w:p/>
+    <w:p>
+      <w:pPr>
+        <w:spacing w:line="259" w:lineRule="auto" w:after="60"/>
+      </w:pPr>
+    </w:p>
     <w:p>
       <w:pPr>
         <w:pStyle w:val="Heading2"/>
+        <w:spacing w:line="259" w:lineRule="auto" w:after="60"/>
       </w:pPr>
       <w:r>
         <w:rPr>
@@ -1462,6 +1520,7 @@
     <w:p>
       <w:pPr>
         <w:pStyle w:val="ListBullet"/>
+        <w:spacing w:line="259" w:lineRule="auto" w:after="60"/>
       </w:pPr>
       <w:r>
         <w:t>Maschinenverwertung via EML GmbH wird vollzogen.</w:t>
@@ -1470,6 +1529,7 @@
     <w:p>
       <w:pPr>
         <w:pStyle w:val="ListBullet"/>
+        <w:spacing w:line="259" w:lineRule="auto" w:after="60"/>
       </w:pPr>
       <w:r>
         <w:t>D&amp;O-Vergleich wird unterzeichnet.</w:t>
@@ -1478,6 +1538,7 @@
     <w:p>
       <w:pPr>
         <w:pStyle w:val="ListBullet"/>
+        <w:spacing w:line="259" w:lineRule="auto" w:after="60"/>
       </w:pPr>
       <w:r>
         <w:t>Anfechtungsschreiben werden versandt.</w:t>
@@ -1486,14 +1547,20 @@
     <w:p>
       <w:pPr>
         <w:pStyle w:val="ListBullet"/>
+        <w:spacing w:line="259" w:lineRule="auto" w:after="60"/>
       </w:pPr>
       <w:r>
         <w:t>Schlussbericht und Schlussrechnung werden für Berichtstermin 14.09.2026 vorbereitet.</w:t>
       </w:r>
     </w:p>
-    <w:p/>
     <w:p>
       <w:pPr>
+        <w:spacing w:line="259" w:lineRule="auto" w:after="60"/>
+      </w:pPr>
+    </w:p>
+    <w:p>
+      <w:pPr>
+        <w:spacing w:line="259" w:lineRule="auto" w:after="60"/>
         <w:jc w:val="left"/>
       </w:pPr>
       <w:r>
@@ -1504,13 +1571,58 @@
       </w:r>
     </w:p>
     <w:sectPr>
+      <w:headerReference w:type="default" r:id="rId9"/>
+      <w:footerReference w:type="default" r:id="rId10"/>
       <w:pgSz w:w="11906" w:h="16838"/>
-      <w:pgMar w:top="1417" w:right="1417" w:bottom="1417" w:left="1417" w:header="720" w:footer="720" w:gutter="0"/>
+      <w:pgMar w:top="1191" w:right="1247" w:bottom="1134" w:left="1361" w:header="720" w:footer="720" w:gutter="0"/>
       <w:cols w:space="720"/>
       <w:docGrid w:linePitch="360"/>
     </w:sectPr>
   </w:body>
 </w:document>
+</file>
+
+<file path=word/footer1.xml><?xml version="1.0" encoding="utf-8"?>
+<w:ftr xmlns:m="http://schemas.openxmlformats.org/officeDocument/2006/math" xmlns:mc="http://schemas.openxmlformats.org/markup-compatibility/2006" xmlns:mo="http://schemas.microsoft.com/office/mac/office/2008/main" xmlns:mv="urn:schemas-microsoft-com:mac:vml" xmlns:o="urn:schemas-microsoft-com:office:office" xmlns:r="http://schemas.openxmlformats.org/officeDocument/2006/relationships" xmlns:v="urn:schemas-microsoft-com:vml" xmlns:w10="urn:schemas-microsoft-com:office:word" xmlns:w14="http://schemas.microsoft.com/office/word/2010/wordml" xmlns:w="http://schemas.openxmlformats.org/wordprocessingml/2006/main" xmlns:wne="http://schemas.microsoft.com/office/word/2006/wordml" xmlns:wp14="http://schemas.microsoft.com/office/word/2010/wordprocessingDrawing" xmlns:wp="http://schemas.openxmlformats.org/drawingml/2006/wordprocessingDrawing" xmlns:wpc="http://schemas.microsoft.com/office/word/2010/wordprocessingCanvas" xmlns:wpg="http://schemas.microsoft.com/office/word/2010/wordprocessingGroup" xmlns:wpi="http://schemas.microsoft.com/office/word/2010/wordprocessingInk" xmlns:wps="http://schemas.microsoft.com/office/word/2010/wordprocessingShape" mc:Ignorable="w14 wp14">
+  <w:p>
+    <w:pPr>
+      <w:pStyle w:val="Footer"/>
+      <w:jc w:val="left"/>
+    </w:pPr>
+    <w:r/>
+    <w:r>
+      <w:rPr>
+        <w:rFonts w:ascii="Times New Roman" w:hAnsi="Times New Roman"/>
+        <w:b w:val="0"/>
+        <w:color w:val="777777"/>
+        <w:sz w:val="17"/>
+      </w:rPr>
+      <w:t>Vertraulich | Bearbeitungsstand Juli 2026 | nur zur Aktenbearbeitung</w:t>
+    </w:r>
+  </w:p>
+</w:ftr>
+</file>
+
+<file path=word/header1.xml><?xml version="1.0" encoding="utf-8"?>
+<w:hdr xmlns:m="http://schemas.openxmlformats.org/officeDocument/2006/math" xmlns:mc="http://schemas.openxmlformats.org/markup-compatibility/2006" xmlns:mo="http://schemas.microsoft.com/office/mac/office/2008/main" xmlns:mv="urn:schemas-microsoft-com:mac:vml" xmlns:o="urn:schemas-microsoft-com:office:office" xmlns:r="http://schemas.openxmlformats.org/officeDocument/2006/relationships" xmlns:v="urn:schemas-microsoft-com:vml" xmlns:w10="urn:schemas-microsoft-com:office:word" xmlns:w14="http://schemas.microsoft.com/office/word/2010/wordml" xmlns:w="http://schemas.openxmlformats.org/wordprocessingml/2006/main" xmlns:wne="http://schemas.microsoft.com/office/word/2006/wordml" xmlns:wp14="http://schemas.microsoft.com/office/word/2010/wordprocessingDrawing" xmlns:wp="http://schemas.openxmlformats.org/drawingml/2006/wordprocessingDrawing" xmlns:wpc="http://schemas.microsoft.com/office/word/2010/wordprocessingCanvas" xmlns:wpg="http://schemas.microsoft.com/office/word/2010/wordprocessingGroup" xmlns:wpi="http://schemas.microsoft.com/office/word/2010/wordprocessingInk" xmlns:wps="http://schemas.microsoft.com/office/word/2010/wordprocessingShape" mc:Ignorable="w14 wp14">
+  <w:p>
+    <w:pPr>
+      <w:pStyle w:val="Header"/>
+      <w:jc w:val="left"/>
+    </w:pPr>
+    <w:r/>
+    <w:r>
+      <w:rPr>
+        <w:rFonts w:ascii="Times New Roman" w:hAnsi="Times New Roman"/>
+        <w:b w:val="0"/>
+        <w:i w:val="0"/>
+        <w:color w:val="666666"/>
+        <w:sz w:val="17"/>
+      </w:rPr>
+      <w:t>Lindenhof und Partner mbB | Insolvenz- und Restrukturierungsakte | Bearbeitungsstand Juli 2026</w:t>
+    </w:r>
+  </w:p>
+</w:hdr>
 </file>
 
 <file path=word/numbering.xml><?xml version="1.0" encoding="utf-8"?>
@@ -2227,11 +2339,12 @@
       <w:contextualSpacing/>
     </w:pPr>
     <w:rPr>
-      <w:rFonts w:asciiTheme="majorHAnsi" w:eastAsiaTheme="majorEastAsia" w:hAnsiTheme="majorHAnsi" w:cstheme="majorBidi"/>
+      <w:rFonts w:asciiTheme="majorHAnsi" w:eastAsiaTheme="majorEastAsia" w:hAnsiTheme="majorHAnsi" w:cstheme="majorBidi" w:ascii="Times New Roman" w:hAnsi="Times New Roman"/>
+      <w:b/>
       <w:color w:val="17365D" w:themeColor="text2" w:themeShade="BF"/>
       <w:spacing w:val="5"/>
       <w:kern w:val="28"/>
-      <w:sz w:val="52"/>
+      <w:sz w:val="30"/>
       <w:szCs w:val="52"/>
     </w:rPr>
   </w:style>
